--- a/tests/corpus/word-rules/E-table-style-toggles.docx
+++ b/tests/corpus/word-rules/E-table-style-toggles.docx
@@ -4,22 +4,23 @@
   <w:body>
     <w:p>
       <w:r>
-        <w:t xml:space="preserve">Case 01: the table style BoldTable (bold); paragraphs in BoldPara (bold) and in Normal</w:t>
+        <w:t xml:space="preserve">Case 01: the table style BoldTable (bold); a paragraph in BoldPara (bold), one in Normal, and one in Normal whose run is in CharBold (bold)</w:t>
       </w:r>
     </w:p>
     <w:tbl>
       <w:tblPr>
         <w:tblStyle w:val="BoldTable"/>
-        <w:tblW w:w="9026" w:type="dxa"/>
+        <w:tblW w:w="9024" w:type="dxa"/>
       </w:tblPr>
       <w:tblGrid>
-        <w:gridCol w:w="4513"/>
-        <w:gridCol w:w="4513"/>
+        <w:gridCol w:w="3008"/>
+        <w:gridCol w:w="3008"/>
+        <w:gridCol w:w="3008"/>
       </w:tblGrid>
       <w:tr>
         <w:tc>
           <w:tcPr>
-            <w:tcW w:w="4513" w:type="dxa"/>
+            <w:tcW w:w="3008" w:type="dxa"/>
           </w:tcPr>
           <w:p>
             <w:pPr>
@@ -32,11 +33,24 @@
         </w:tc>
         <w:tc>
           <w:tcPr>
-            <w:tcW w:w="4513" w:type="dxa"/>
+            <w:tcW w:w="3008" w:type="dxa"/>
           </w:tcPr>
           <w:p>
             <w:r>
               <w:t xml:space="preserve">in Normal</w:t>
+            </w:r>
+          </w:p>
+        </w:tc>
+        <w:tc>
+          <w:tcPr>
+            <w:tcW w:w="3008" w:type="dxa"/>
+          </w:tcPr>
+          <w:p>
+            <w:r>
+              <w:rPr>
+                <w:rStyle w:val="CharBold"/>
+              </w:rPr>
+              <w:t xml:space="preserve">in CharBold</w:t>
             </w:r>
           </w:p>
         </w:tc>
@@ -128,5 +142,12 @@
       <w:bCs/>
     </w:rPr>
   </w:style>
+  <w:style w:type="character" w:customStyle="1" w:styleId="CharBold">
+    <w:name w:val="CharBold"/>
+    <w:rPr>
+      <w:b/>
+      <w:bCs/>
+    </w:rPr>
+  </w:style>
 </w:styles>
 </file>